--- a/lessons/1-3-group1/homework.docx
+++ b/lessons/1-3-group1/homework.docx
@@ -115,7 +115,7 @@
           <wp:inline distT="0" distB="0" distL="0" distR="0">
             <wp:extent cx="1047750" cy="790575"/>
             <wp:effectExtent t="0" r="0" b="0" l="0"/>
-            <wp:docPr id="1" name="" descr="" title=""/>
+            <wp:docPr id="1" name="representation" descr="Picture illustrating the vocabulary word &quot;representation&quot;" title="representation"/>
             <wp:cNvGraphicFramePr>
               <a:graphicFrameLocks xmlns:a="http://schemas.openxmlformats.org/drawingml/2006/main" noChangeAspect="1"/>
             </wp:cNvGraphicFramePr>
@@ -178,7 +178,7 @@
           <wp:inline distT="0" distB="0" distL="0" distR="0">
             <wp:extent cx="1047750" cy="790575"/>
             <wp:effectExtent t="0" r="0" b="0" l="0"/>
-            <wp:docPr id="1" name="" descr="" title=""/>
+            <wp:docPr id="1" name="tape diagram" descr="Picture illustrating the vocabulary word &quot;tape diagram&quot;" title="tape diagram"/>
             <wp:cNvGraphicFramePr>
               <a:graphicFrameLocks xmlns:a="http://schemas.openxmlformats.org/drawingml/2006/main" noChangeAspect="1"/>
             </wp:cNvGraphicFramePr>
@@ -241,7 +241,7 @@
           <wp:inline distT="0" distB="0" distL="0" distR="0">
             <wp:extent cx="1047750" cy="790575"/>
             <wp:effectExtent t="0" r="0" b="0" l="0"/>
-            <wp:docPr id="1" name="" descr="" title=""/>
+            <wp:docPr id="1" name="tool" descr="Picture illustrating the vocabulary word &quot;tool&quot;" title="tool"/>
             <wp:cNvGraphicFramePr>
               <a:graphicFrameLocks xmlns:a="http://schemas.openxmlformats.org/drawingml/2006/main" noChangeAspect="1"/>
             </wp:cNvGraphicFramePr>
@@ -304,7 +304,7 @@
           <wp:inline distT="0" distB="0" distL="0" distR="0">
             <wp:extent cx="1047750" cy="790575"/>
             <wp:effectExtent t="0" r="0" b="0" l="0"/>
-            <wp:docPr id="1" name="" descr="" title=""/>
+            <wp:docPr id="1" name="ordered pair" descr="Picture illustrating the vocabulary word &quot;ordered pair&quot;" title="ordered pair"/>
             <wp:cNvGraphicFramePr>
               <a:graphicFrameLocks xmlns:a="http://schemas.openxmlformats.org/drawingml/2006/main" noChangeAspect="1"/>
             </wp:cNvGraphicFramePr>
@@ -367,7 +367,7 @@
           <wp:inline distT="0" distB="0" distL="0" distR="0">
             <wp:extent cx="1047750" cy="790575"/>
             <wp:effectExtent t="0" r="0" b="0" l="0"/>
-            <wp:docPr id="1" name="" descr="" title=""/>
+            <wp:docPr id="1" name="round trip" descr="Picture illustrating the vocabulary word &quot;round trip&quot;" title="round trip"/>
             <wp:cNvGraphicFramePr>
               <a:graphicFrameLocks xmlns:a="http://schemas.openxmlformats.org/drawingml/2006/main" noChangeAspect="1"/>
             </wp:cNvGraphicFramePr>
@@ -461,7 +461,7 @@
         <w:spacing w:after="40" w:before="0"/>
       </w:pPr>
       <w:r>
-        <w:t xml:space="preserve">     A. 125 minutes</w:t>
+        <w:t xml:space="preserve">     A. 1.25 minutes</w:t>
       </w:r>
     </w:p>
     <w:p>
@@ -477,7 +477,7 @@
         <w:spacing w:after="40" w:before="0"/>
       </w:pPr>
       <w:r>
-        <w:t xml:space="preserve">     C. 1.25 minutes</w:t>
+        <w:t xml:space="preserve">     C. 125 minutes</w:t>
       </w:r>
     </w:p>
     <w:p>
@@ -516,31 +516,31 @@
         <w:spacing w:after="40" w:before="0"/>
       </w:pPr>
       <w:r>
-        <w:t xml:space="preserve">     A. 10 + 2.5</w:t>
-      </w:r>
-    </w:p>
-    <w:p>
-      <w:pPr>
-        <w:spacing w:after="40" w:before="0"/>
-      </w:pPr>
-      <w:r>
-        <w:t xml:space="preserve">     B. 10 + 2.05</w:t>
-      </w:r>
-    </w:p>
-    <w:p>
-      <w:pPr>
-        <w:spacing w:after="40" w:before="0"/>
-      </w:pPr>
-      <w:r>
-        <w:t xml:space="preserve">     C. 12 + 5</w:t>
-      </w:r>
-    </w:p>
-    <w:p>
-      <w:pPr>
-        <w:spacing w:after="40" w:before="0"/>
-      </w:pPr>
-      <w:r>
-        <w:t xml:space="preserve">     D. 1 + 2.5</w:t>
+        <w:t xml:space="preserve">     A. 1 + 2.5</w:t>
+      </w:r>
+    </w:p>
+    <w:p>
+      <w:pPr>
+        <w:spacing w:after="40" w:before="0"/>
+      </w:pPr>
+      <w:r>
+        <w:t xml:space="preserve">     B. 10 + 2.5</w:t>
+      </w:r>
+    </w:p>
+    <w:p>
+      <w:pPr>
+        <w:spacing w:after="40" w:before="0"/>
+      </w:pPr>
+      <w:r>
+        <w:t xml:space="preserve">     C. 10 + 2.05</w:t>
+      </w:r>
+    </w:p>
+    <w:p>
+      <w:pPr>
+        <w:spacing w:after="40" w:before="0"/>
+      </w:pPr>
+      <w:r>
+        <w:t xml:space="preserve">     D. 12 + 5</w:t>
       </w:r>
     </w:p>
     <w:p>
@@ -563,39 +563,39 @@
           <w:b/>
           <w:bCs/>
         </w:rPr>
-        <w:t xml:space="preserve">3. The 50 rides take 625 minutes. About how many HOURS is that?</w:t>
-      </w:r>
-    </w:p>
-    <w:p>
-      <w:pPr>
-        <w:spacing w:after="40" w:before="0"/>
-      </w:pPr>
-      <w:r>
-        <w:t xml:space="preserve">     A. About 10.42 hours</w:t>
-      </w:r>
-    </w:p>
-    <w:p>
-      <w:pPr>
-        <w:spacing w:after="40" w:before="0"/>
-      </w:pPr>
-      <w:r>
-        <w:t xml:space="preserve">     B. About 6.25 hours</w:t>
-      </w:r>
-    </w:p>
-    <w:p>
-      <w:pPr>
-        <w:spacing w:after="40" w:before="0"/>
-      </w:pPr>
-      <w:r>
-        <w:t xml:space="preserve">     C. About 62.5 hours</w:t>
-      </w:r>
-    </w:p>
-    <w:p>
-      <w:pPr>
-        <w:spacing w:after="40" w:before="0"/>
-      </w:pPr>
-      <w:r>
-        <w:t xml:space="preserve">     D. About 12.5 hours</w:t>
+        <w:t xml:space="preserve">3. Each tram ride carries 80 passengers. How many rides are needed to transport 4,000 passengers?</w:t>
+      </w:r>
+    </w:p>
+    <w:p>
+      <w:pPr>
+        <w:spacing w:after="40" w:before="0"/>
+      </w:pPr>
+      <w:r>
+        <w:t xml:space="preserve">     A. 50 rides</w:t>
+      </w:r>
+    </w:p>
+    <w:p>
+      <w:pPr>
+        <w:spacing w:after="40" w:before="0"/>
+      </w:pPr>
+      <w:r>
+        <w:t xml:space="preserve">     B. 500 rides</w:t>
+      </w:r>
+    </w:p>
+    <w:p>
+      <w:pPr>
+        <w:spacing w:after="40" w:before="0"/>
+      </w:pPr>
+      <w:r>
+        <w:t xml:space="preserve">     C. 3,920 rides</w:t>
+      </w:r>
+    </w:p>
+    <w:p>
+      <w:pPr>
+        <w:spacing w:after="40" w:before="0"/>
+      </w:pPr>
+      <w:r>
+        <w:t xml:space="preserve">     D. 320,000 rides</w:t>
       </w:r>
     </w:p>
     <w:p>
@@ -618,39 +618,7 @@
           <w:b/>
           <w:bCs/>
         </w:rPr>
-        <w:t xml:space="preserve">4. How does the answer change for 2,000 passengers? Each ride carries 80 passengers and takes 12.5 minutes. How many MINUTES are needed?</w:t>
-      </w:r>
-    </w:p>
-    <w:p>
-      <w:pPr>
-        <w:spacing w:after="40" w:before="0"/>
-      </w:pPr>
-      <w:r>
-        <w:t xml:space="preserve">     A. 312.5 minutes</w:t>
-      </w:r>
-    </w:p>
-    <w:p>
-      <w:pPr>
-        <w:spacing w:after="40" w:before="0"/>
-      </w:pPr>
-      <w:r>
-        <w:t xml:space="preserve">     B. 31.25 minutes</w:t>
-      </w:r>
-    </w:p>
-    <w:p>
-      <w:pPr>
-        <w:spacing w:after="40" w:before="0"/>
-      </w:pPr>
-      <w:r>
-        <w:t xml:space="preserve">     C. 3,125 minutes</w:t>
-      </w:r>
-    </w:p>
-    <w:p>
-      <w:pPr>
-        <w:spacing w:after="40" w:before="0"/>
-      </w:pPr>
-      <w:r>
-        <w:t xml:space="preserve">     D. 300 minutes</w:t>
+        <w:t xml:space="preserve">4. How can a tape diagram help you visualize the tram problem of moving 4,000 passengers?</w:t>
       </w:r>
     </w:p>
     <w:p>
@@ -666,6 +634,39 @@
     </w:p>
     <w:p>
       <w:pPr>
+        <w:spacing w:after="60" w:before="120"/>
+      </w:pPr>
+      <w:r>
+        <w:rPr>
+          <w:color w:val="BBBBBB"/>
+        </w:rPr>
+        <w:t xml:space="preserve">______________________________________________________________________</w:t>
+      </w:r>
+    </w:p>
+    <w:p>
+      <w:pPr>
+        <w:spacing w:after="60" w:before="120"/>
+      </w:pPr>
+      <w:r>
+        <w:rPr>
+          <w:color w:val="BBBBBB"/>
+        </w:rPr>
+        <w:t xml:space="preserve">______________________________________________________________________</w:t>
+      </w:r>
+    </w:p>
+    <w:p>
+      <w:pPr>
+        <w:spacing w:after="60" w:before="120"/>
+      </w:pPr>
+      <w:r>
+        <w:rPr>
+          <w:color w:val="BBBBBB"/>
+        </w:rPr>
+        <w:t xml:space="preserve">______________________________________________________________________</w:t>
+      </w:r>
+    </w:p>
+    <w:p>
+      <w:pPr>
         <w:spacing w:after="80" w:before="0"/>
       </w:pPr>
       <w:r>
@@ -673,39 +674,39 @@
           <w:b/>
           <w:bCs/>
         </w:rPr>
-        <w:t xml:space="preserve">5. One round trip takes 35 minutes. Using the table (35 → 1, 350 → 10, 525 → 15, 700 → 20), how many round trips does a tram car complete in 10 hours?</w:t>
-      </w:r>
-    </w:p>
-    <w:p>
-      <w:pPr>
-        <w:spacing w:after="40" w:before="0"/>
-      </w:pPr>
-      <w:r>
-        <w:t xml:space="preserve">     A. 17 round trips</w:t>
-      </w:r>
-    </w:p>
-    <w:p>
-      <w:pPr>
-        <w:spacing w:after="40" w:before="0"/>
-      </w:pPr>
-      <w:r>
-        <w:t xml:space="preserve">     B. 20 round trips</w:t>
-      </w:r>
-    </w:p>
-    <w:p>
-      <w:pPr>
-        <w:spacing w:after="40" w:before="0"/>
-      </w:pPr>
-      <w:r>
-        <w:t xml:space="preserve">     C. 15 round trips</w:t>
-      </w:r>
-    </w:p>
-    <w:p>
-      <w:pPr>
-        <w:spacing w:after="40" w:before="0"/>
-      </w:pPr>
-      <w:r>
-        <w:t xml:space="preserve">     D. 18 round trips</w:t>
+        <w:t xml:space="preserve">5. The 50 rides take 625 minutes. About how many HOURS is that?</w:t>
+      </w:r>
+    </w:p>
+    <w:p>
+      <w:pPr>
+        <w:spacing w:after="40" w:before="0"/>
+      </w:pPr>
+      <w:r>
+        <w:t xml:space="preserve">     A. About 6.25 hours</w:t>
+      </w:r>
+    </w:p>
+    <w:p>
+      <w:pPr>
+        <w:spacing w:after="40" w:before="0"/>
+      </w:pPr>
+      <w:r>
+        <w:t xml:space="preserve">     B. About 10.42 hours</w:t>
+      </w:r>
+    </w:p>
+    <w:p>
+      <w:pPr>
+        <w:spacing w:after="40" w:before="0"/>
+      </w:pPr>
+      <w:r>
+        <w:t xml:space="preserve">     C. About 12.5 hours</w:t>
+      </w:r>
+    </w:p>
+    <w:p>
+      <w:pPr>
+        <w:spacing w:after="40" w:before="0"/>
+      </w:pPr>
+      <w:r>
+        <w:t xml:space="preserve">     D. About 62.5 hours</w:t>
       </w:r>
     </w:p>
     <w:p>
@@ -728,7 +729,39 @@
           <w:b/>
           <w:bCs/>
         </w:rPr>
-        <w:t xml:space="preserve">6. </w:t>
+        <w:t xml:space="preserve">6. How does the answer change for 2,000 passengers? Each ride carries 80 passengers and takes 12.5 minutes. How many MINUTES are needed?</w:t>
+      </w:r>
+    </w:p>
+    <w:p>
+      <w:pPr>
+        <w:spacing w:after="40" w:before="0"/>
+      </w:pPr>
+      <w:r>
+        <w:t xml:space="preserve">     A. 31.25 minutes</w:t>
+      </w:r>
+    </w:p>
+    <w:p>
+      <w:pPr>
+        <w:spacing w:after="40" w:before="0"/>
+      </w:pPr>
+      <w:r>
+        <w:t xml:space="preserve">     B. 300 minutes</w:t>
+      </w:r>
+    </w:p>
+    <w:p>
+      <w:pPr>
+        <w:spacing w:after="40" w:before="0"/>
+      </w:pPr>
+      <w:r>
+        <w:t xml:space="preserve">     C. 312.5 minutes</w:t>
+      </w:r>
+    </w:p>
+    <w:p>
+      <w:pPr>
+        <w:spacing w:after="40" w:before="0"/>
+      </w:pPr>
+      <w:r>
+        <w:t xml:space="preserve">     D. 3,125 minutes</w:t>
       </w:r>
     </w:p>
     <w:p>
@@ -744,6 +777,50 @@
     </w:p>
     <w:p>
       <w:pPr>
+        <w:spacing w:after="80" w:before="0"/>
+      </w:pPr>
+      <w:r>
+        <w:rPr>
+          <w:b/>
+          <w:bCs/>
+        </w:rPr>
+        <w:t xml:space="preserve">7. One round trip takes 35 minutes. Using the table (35 → 1, 350 → 10, 525 → 15, 700 → 20), how many round trips does a tram car complete in 10 hours?</w:t>
+      </w:r>
+    </w:p>
+    <w:p>
+      <w:pPr>
+        <w:spacing w:after="40" w:before="0"/>
+      </w:pPr>
+      <w:r>
+        <w:t xml:space="preserve">     A. 15 round trips</w:t>
+      </w:r>
+    </w:p>
+    <w:p>
+      <w:pPr>
+        <w:spacing w:after="40" w:before="0"/>
+      </w:pPr>
+      <w:r>
+        <w:t xml:space="preserve">     B. 17 round trips</w:t>
+      </w:r>
+    </w:p>
+    <w:p>
+      <w:pPr>
+        <w:spacing w:after="40" w:before="0"/>
+      </w:pPr>
+      <w:r>
+        <w:t xml:space="preserve">     C. 18 round trips</w:t>
+      </w:r>
+    </w:p>
+    <w:p>
+      <w:pPr>
+        <w:spacing w:after="40" w:before="0"/>
+      </w:pPr>
+      <w:r>
+        <w:t xml:space="preserve">     D. 20 round trips</w:t>
+      </w:r>
+    </w:p>
+    <w:p>
+      <w:pPr>
         <w:spacing w:after="60" w:before="120"/>
       </w:pPr>
       <w:r>
@@ -755,6 +832,18 @@
     </w:p>
     <w:p>
       <w:pPr>
+        <w:spacing w:after="80" w:before="0"/>
+      </w:pPr>
+      <w:r>
+        <w:rPr>
+          <w:b/>
+          <w:bCs/>
+        </w:rPr>
+        <w:t xml:space="preserve">8. The two tram problems both use the 35-minute or 12.5-minute ride times. How are the two problems the SAME, and how are they DIFFERENT?</w:t>
+      </w:r>
+    </w:p>
+    <w:p>
+      <w:pPr>
         <w:spacing w:after="60" w:before="120"/>
       </w:pPr>
       <w:r>
@@ -777,6 +866,28 @@
     </w:p>
     <w:p>
       <w:pPr>
+        <w:spacing w:after="60" w:before="120"/>
+      </w:pPr>
+      <w:r>
+        <w:rPr>
+          <w:color w:val="BBBBBB"/>
+        </w:rPr>
+        <w:t xml:space="preserve">______________________________________________________________________</w:t>
+      </w:r>
+    </w:p>
+    <w:p>
+      <w:pPr>
+        <w:spacing w:after="60" w:before="120"/>
+      </w:pPr>
+      <w:r>
+        <w:rPr>
+          <w:color w:val="BBBBBB"/>
+        </w:rPr>
+        <w:t xml:space="preserve">______________________________________________________________________</w:t>
+      </w:r>
+    </w:p>
+    <w:p>
+      <w:pPr>
         <w:spacing w:after="80" w:before="0"/>
       </w:pPr>
       <w:r>
@@ -784,73 +895,35 @@
           <w:b/>
           <w:bCs/>
         </w:rPr>
-        <w:t xml:space="preserve">7. The round trip is 5 miles. How far does a tram car travel in 5 round trips?</w:t>
-      </w:r>
-    </w:p>
-    <w:p>
-      <w:pPr>
-        <w:spacing w:after="40" w:before="0"/>
-      </w:pPr>
-      <w:r>
-        <w:t xml:space="preserve">     A. 25 miles</w:t>
-      </w:r>
-    </w:p>
-    <w:p>
-      <w:pPr>
-        <w:spacing w:after="40" w:before="0"/>
-      </w:pPr>
-      <w:r>
-        <w:t xml:space="preserve">     B. 10 miles</w:t>
-      </w:r>
-    </w:p>
-    <w:p>
-      <w:pPr>
-        <w:spacing w:after="40" w:before="0"/>
-      </w:pPr>
-      <w:r>
-        <w:t xml:space="preserve">     C. 1 mile</w:t>
-      </w:r>
-    </w:p>
-    <w:p>
-      <w:pPr>
-        <w:spacing w:after="40" w:before="0"/>
-      </w:pPr>
-      <w:r>
-        <w:t xml:space="preserve">     D. 50 miles</w:t>
-      </w:r>
-    </w:p>
-    <w:p>
-      <w:pPr>
-        <w:spacing w:after="60" w:before="120"/>
-      </w:pPr>
-      <w:r>
-        <w:rPr>
-          <w:color w:val="BBBBBB"/>
-        </w:rPr>
-        <w:t xml:space="preserve">______________________________________________________________________</w:t>
-      </w:r>
-    </w:p>
-    <w:p>
-      <w:pPr>
-        <w:spacing w:after="80" w:before="0"/>
-      </w:pPr>
-      <w:r>
-        <w:rPr>
-          <w:b/>
-          <w:bCs/>
-        </w:rPr>
-        <w:t xml:space="preserve">8. </w:t>
-      </w:r>
-    </w:p>
-    <w:p>
-      <w:pPr>
-        <w:spacing w:after="60" w:before="120"/>
-      </w:pPr>
-      <w:r>
-        <w:rPr>
-          <w:color w:val="BBBBBB"/>
-        </w:rPr>
-        <w:t xml:space="preserve">______________________________________________________________________</w:t>
+        <w:t xml:space="preserve">9. Fix our table's thinking</w:t>
+      </w:r>
+    </w:p>
+    <w:p>
+      <w:pPr>
+        <w:spacing w:after="40" w:before="0"/>
+      </w:pPr>
+      <w:r>
+        <w:t xml:space="preserve">   Step 1 (The problem): How does the answer change for 2,000 passengers? Each ride carries 80 passengers and takes 12.5 minutes. How many MINUTES are needed?</w:t>
+      </w:r>
+    </w:p>
+    <w:p>
+      <w:pPr>
+        <w:spacing w:after="40" w:before="0"/>
+      </w:pPr>
+      <w:r>
+        <w:t xml:space="preserve">   Step 2 (A classmate at our table answered): 3,125 minutes</w:t>
+      </w:r>
+    </w:p>
+    <w:p>
+      <w:pPr>
+        <w:spacing w:after="60" w:before="0"/>
+      </w:pPr>
+      <w:r>
+        <w:rPr>
+          <w:i/>
+          <w:iCs/>
+        </w:rPr>
+        <w:t xml:space="preserve">Which step has the mistake? Explain and fix it:</w:t>
       </w:r>
     </w:p>
     <w:p>
@@ -913,7 +986,7 @@
           <w:b/>
           <w:bCs/>
         </w:rPr>
-        <w:t xml:space="preserve">1. A. 125 minutes</w:t>
+        <w:t xml:space="preserve">1. C. 125 minutes</w:t>
       </w:r>
     </w:p>
     <w:p>
@@ -945,7 +1018,7 @@
           <w:b/>
           <w:bCs/>
         </w:rPr>
-        <w:t xml:space="preserve">2. A. 10 + 2.5</w:t>
+        <w:t xml:space="preserve">2. B. 10 + 2.5</w:t>
       </w:r>
     </w:p>
     <w:p>
@@ -977,7 +1050,7 @@
           <w:b/>
           <w:bCs/>
         </w:rPr>
-        <w:t xml:space="preserve">3. A. About 10.42 hours</w:t>
+        <w:t xml:space="preserve">3. A. 50 rides</w:t>
       </w:r>
     </w:p>
     <w:p>
@@ -985,7 +1058,7 @@
         <w:spacing w:after="20" w:before="0"/>
       </w:pPr>
       <w:r>
-        <w:t xml:space="preserve">     625 ÷ 60 ≈ 10.42, so it would take about 10.42 hours to transport 4,000 passengers.</w:t>
+        <w:t xml:space="preserve">     4,000 ÷ 80 = 50. A tape diagram of 4,000 cut into equal groups of 80 shows why this is division.</w:t>
       </w:r>
     </w:p>
     <w:p>
@@ -1009,7 +1082,19 @@
           <w:b/>
           <w:bCs/>
         </w:rPr>
-        <w:t xml:space="preserve">4. A. 312.5 minutes</w:t>
+        <w:t xml:space="preserve">4. Open response — answers will vary.</w:t>
+      </w:r>
+    </w:p>
+    <w:p>
+      <w:pPr>
+        <w:spacing w:after="40" w:before="0"/>
+      </w:pPr>
+      <w:r>
+        <w:rPr>
+          <w:b/>
+          <w:bCs/>
+        </w:rPr>
+        <w:t xml:space="preserve">5. B. About 10.42 hours</w:t>
       </w:r>
     </w:p>
     <w:p>
@@ -1017,7 +1102,7 @@
         <w:spacing w:after="20" w:before="0"/>
       </w:pPr>
       <w:r>
-        <w:t xml:space="preserve">     2,000 ÷ 80 = 25 rides, and 25 × 12.5 = 312.5 minutes — half the passengers, half the 625 minutes.</w:t>
+        <w:t xml:space="preserve">     625 ÷ 60 ≈ 10.42, so it would take about 10.42 hours to transport 4,000 passengers.</w:t>
       </w:r>
     </w:p>
     <w:p>
@@ -1041,7 +1126,7 @@
           <w:b/>
           <w:bCs/>
         </w:rPr>
-        <w:t xml:space="preserve">5. A. 17 round trips</w:t>
+        <w:t xml:space="preserve">6. C. 312.5 minutes</w:t>
       </w:r>
     </w:p>
     <w:p>
@@ -1049,7 +1134,7 @@
         <w:spacing w:after="20" w:before="0"/>
       </w:pPr>
       <w:r>
-        <w:t xml:space="preserve">     10 hours is 600 minutes. 17 trips take 17 × 35 = 595 minutes, and an 18th trip would need 630 — past the 600. So the tram completes 17 round trips.</w:t>
+        <w:t xml:space="preserve">     2,000 ÷ 80 = 25 rides, and 25 × 12.5 = 312.5 minutes — half the passengers, half the 625 minutes.</w:t>
       </w:r>
     </w:p>
     <w:p>
@@ -1073,19 +1158,7 @@
           <w:b/>
           <w:bCs/>
         </w:rPr>
-        <w:t xml:space="preserve">6. Open response — answers will vary.</w:t>
-      </w:r>
-    </w:p>
-    <w:p>
-      <w:pPr>
-        <w:spacing w:after="40" w:before="0"/>
-      </w:pPr>
-      <w:r>
-        <w:rPr>
-          <w:b/>
-          <w:bCs/>
-        </w:rPr>
-        <w:t xml:space="preserve">7. A. 25 miles</w:t>
+        <w:t xml:space="preserve">7. B. 17 round trips</w:t>
       </w:r>
     </w:p>
     <w:p>
@@ -1093,7 +1166,7 @@
         <w:spacing w:after="20" w:before="0"/>
       </w:pPr>
       <w:r>
-        <w:t xml:space="preserve">     5 round trips × 5 miles per trip = 25 miles.</w:t>
+        <w:t xml:space="preserve">     10 hours is 600 minutes. 17 trips take 17 × 35 = 595 minutes, and an 18th trip would need 630 — past the 600. So the tram completes 17 round trips.</w:t>
       </w:r>
     </w:p>
     <w:p>
@@ -1118,6 +1191,34 @@
           <w:bCs/>
         </w:rPr>
         <w:t xml:space="preserve">8. Open response — answers will vary.</w:t>
+      </w:r>
+    </w:p>
+    <w:p>
+      <w:pPr>
+        <w:spacing w:after="40" w:before="0"/>
+      </w:pPr>
+      <w:r>
+        <w:rPr>
+          <w:b/>
+          <w:bCs/>
+        </w:rPr>
+        <w:t xml:space="preserve">9. Fix our table's thinking</w:t>
+      </w:r>
+    </w:p>
+    <w:p>
+      <w:pPr>
+        <w:spacing w:after="20" w:before="0"/>
+      </w:pPr>
+      <w:r>
+        <w:t xml:space="preserve">     The mistake is in Step 2.</w:t>
+      </w:r>
+    </w:p>
+    <w:p>
+      <w:pPr>
+        <w:spacing w:after="20" w:before="0"/>
+      </w:pPr>
+      <w:r>
+        <w:t xml:space="preserve">     Correct work: The correct answer is 312.5 minutes. 2,000 ÷ 80 = 25 rides, and 25 × 12.5 = 312.5 minutes — half the passengers, half the 625 minutes.</w:t>
       </w:r>
     </w:p>
     <w:sectPr>
@@ -1306,7 +1407,14 @@
 <file path=word/styles.xml><?xml version="1.0" encoding="utf-8"?>
 <w:styles xmlns:mc="http://schemas.openxmlformats.org/markup-compatibility/2006" xmlns:r="http://schemas.openxmlformats.org/officeDocument/2006/relationships" xmlns:w="http://schemas.openxmlformats.org/wordprocessingml/2006/main" xmlns:w14="http://schemas.microsoft.com/office/word/2010/wordml" xmlns:w15="http://schemas.microsoft.com/office/word/2012/wordml" mc:Ignorable="w14 w15">
   <w:docDefaults>
-    <w:rPrDefault/>
+    <w:rPrDefault>
+      <w:rPr>
+        <w:rFonts w:ascii="Arial" w:cs="Arial" w:eastAsia="Arial" w:hAnsi="Arial"/>
+        <w:sz w:val="22"/>
+        <w:szCs w:val="22"/>
+        <w:lang w:val="en-US"/>
+      </w:rPr>
+    </w:rPrDefault>
     <w:pPrDefault/>
   </w:docDefaults>
   <w:style w:type="paragraph" w:styleId="Title">
@@ -1324,10 +1432,16 @@
     <w:basedOn w:val="Normal"/>
     <w:next w:val="Normal"/>
     <w:qFormat/>
+    <w:pPr>
+      <w:keepNext/>
+    </w:pPr>
     <w:rPr>
-      <w:color w:val="2E74B5"/>
-      <w:sz w:val="32"/>
-      <w:szCs w:val="32"/>
+      <w:rFonts w:ascii="Arial" w:cs="Arial" w:eastAsia="Arial" w:hAnsi="Arial"/>
+      <w:b/>
+      <w:bCs/>
+      <w:color w:val="183E56"/>
+      <w:sz w:val="34"/>
+      <w:szCs w:val="34"/>
     </w:rPr>
   </w:style>
   <w:style w:type="paragraph" w:styleId="Heading2">
@@ -1335,8 +1449,14 @@
     <w:basedOn w:val="Normal"/>
     <w:next w:val="Normal"/>
     <w:qFormat/>
+    <w:pPr>
+      <w:keepNext/>
+    </w:pPr>
     <w:rPr>
-      <w:color w:val="2E74B5"/>
+      <w:rFonts w:ascii="Arial" w:cs="Arial" w:eastAsia="Arial" w:hAnsi="Arial"/>
+      <w:b/>
+      <w:bCs/>
+      <w:color w:val="176B70"/>
       <w:sz w:val="26"/>
       <w:szCs w:val="26"/>
     </w:rPr>

--- a/lessons/1-3-group1/homework.docx
+++ b/lessons/1-3-group1/homework.docx
@@ -959,268 +959,6 @@
         <w:t xml:space="preserve">______________________________________________________________________</w:t>
       </w:r>
     </w:p>
-    <w:p>
-      <w:r>
-        <w:br w:type="page"/>
-      </w:r>
-    </w:p>
-    <w:p>
-      <w:pPr>
-        <w:pStyle w:val="Heading1"/>
-        <w:spacing w:after="120"/>
-      </w:pPr>
-      <w:r>
-        <w:rPr>
-          <w:b/>
-          <w:bCs/>
-        </w:rPr>
-        <w:t xml:space="preserve">Answer Key (Teacher)</w:t>
-      </w:r>
-    </w:p>
-    <w:p>
-      <w:pPr>
-        <w:spacing w:after="40" w:before="0"/>
-      </w:pPr>
-      <w:r>
-        <w:rPr>
-          <w:b/>
-          <w:bCs/>
-        </w:rPr>
-        <w:t xml:space="preserve">1. C. 125 minutes</w:t>
-      </w:r>
-    </w:p>
-    <w:p>
-      <w:pPr>
-        <w:spacing w:after="20" w:before="0"/>
-      </w:pPr>
-      <w:r>
-        <w:t xml:space="preserve">     12.5 × 10 = 125. Multiplying by 10 shifts every digit one place to the left.</w:t>
-      </w:r>
-    </w:p>
-    <w:p>
-      <w:pPr>
-        <w:spacing w:after="80" w:before="0"/>
-      </w:pPr>
-      <w:r>
-        <w:rPr>
-          <w:i/>
-          <w:iCs/>
-        </w:rPr>
-        <w:t xml:space="preserve">     Watch for: Converting minutes to hours by moving the decimal point — 625 minutes is NOT 6.25 hours. An hour is 60 minutes, so divide by 60: 625 ÷ 60 ≈ 10.42 hours.</w:t>
-      </w:r>
-    </w:p>
-    <w:p>
-      <w:pPr>
-        <w:spacing w:after="40" w:before="0"/>
-      </w:pPr>
-      <w:r>
-        <w:rPr>
-          <w:b/>
-          <w:bCs/>
-        </w:rPr>
-        <w:t xml:space="preserve">2. B. 10 + 2.5</w:t>
-      </w:r>
-    </w:p>
-    <w:p>
-      <w:pPr>
-        <w:spacing w:after="20" w:before="0"/>
-      </w:pPr>
-      <w:r>
-        <w:t xml:space="preserve">     10 + 2.5 = 12.5. The parts of a decomposition must rebuild the number exactly.</w:t>
-      </w:r>
-    </w:p>
-    <w:p>
-      <w:pPr>
-        <w:spacing w:after="80" w:before="0"/>
-      </w:pPr>
-      <w:r>
-        <w:rPr>
-          <w:i/>
-          <w:iCs/>
-        </w:rPr>
-        <w:t xml:space="preserve">     Watch for: Converting minutes to hours by moving the decimal point — 625 minutes is NOT 6.25 hours. An hour is 60 minutes, so divide by 60: 625 ÷ 60 ≈ 10.42 hours.</w:t>
-      </w:r>
-    </w:p>
-    <w:p>
-      <w:pPr>
-        <w:spacing w:after="40" w:before="0"/>
-      </w:pPr>
-      <w:r>
-        <w:rPr>
-          <w:b/>
-          <w:bCs/>
-        </w:rPr>
-        <w:t xml:space="preserve">3. A. 50 rides</w:t>
-      </w:r>
-    </w:p>
-    <w:p>
-      <w:pPr>
-        <w:spacing w:after="20" w:before="0"/>
-      </w:pPr>
-      <w:r>
-        <w:t xml:space="preserve">     4,000 ÷ 80 = 50. A tape diagram of 4,000 cut into equal groups of 80 shows why this is division.</w:t>
-      </w:r>
-    </w:p>
-    <w:p>
-      <w:pPr>
-        <w:spacing w:after="80" w:before="0"/>
-      </w:pPr>
-      <w:r>
-        <w:rPr>
-          <w:i/>
-          <w:iCs/>
-        </w:rPr>
-        <w:t xml:space="preserve">     Watch for: Converting minutes to hours by moving the decimal point — 625 minutes is NOT 6.25 hours. An hour is 60 minutes, so divide by 60: 625 ÷ 60 ≈ 10.42 hours.</w:t>
-      </w:r>
-    </w:p>
-    <w:p>
-      <w:pPr>
-        <w:spacing w:after="40" w:before="0"/>
-      </w:pPr>
-      <w:r>
-        <w:rPr>
-          <w:b/>
-          <w:bCs/>
-        </w:rPr>
-        <w:t xml:space="preserve">4. Open response — answers will vary.</w:t>
-      </w:r>
-    </w:p>
-    <w:p>
-      <w:pPr>
-        <w:spacing w:after="40" w:before="0"/>
-      </w:pPr>
-      <w:r>
-        <w:rPr>
-          <w:b/>
-          <w:bCs/>
-        </w:rPr>
-        <w:t xml:space="preserve">5. B. About 10.42 hours</w:t>
-      </w:r>
-    </w:p>
-    <w:p>
-      <w:pPr>
-        <w:spacing w:after="20" w:before="0"/>
-      </w:pPr>
-      <w:r>
-        <w:t xml:space="preserve">     625 ÷ 60 ≈ 10.42, so it would take about 10.42 hours to transport 4,000 passengers.</w:t>
-      </w:r>
-    </w:p>
-    <w:p>
-      <w:pPr>
-        <w:spacing w:after="80" w:before="0"/>
-      </w:pPr>
-      <w:r>
-        <w:rPr>
-          <w:i/>
-          <w:iCs/>
-        </w:rPr>
-        <w:t xml:space="preserve">     Watch for: Converting minutes to hours by moving the decimal point — 625 minutes is NOT 6.25 hours. An hour is 60 minutes, so divide by 60: 625 ÷ 60 ≈ 10.42 hours.</w:t>
-      </w:r>
-    </w:p>
-    <w:p>
-      <w:pPr>
-        <w:spacing w:after="40" w:before="0"/>
-      </w:pPr>
-      <w:r>
-        <w:rPr>
-          <w:b/>
-          <w:bCs/>
-        </w:rPr>
-        <w:t xml:space="preserve">6. C. 312.5 minutes</w:t>
-      </w:r>
-    </w:p>
-    <w:p>
-      <w:pPr>
-        <w:spacing w:after="20" w:before="0"/>
-      </w:pPr>
-      <w:r>
-        <w:t xml:space="preserve">     2,000 ÷ 80 = 25 rides, and 25 × 12.5 = 312.5 minutes — half the passengers, half the 625 minutes.</w:t>
-      </w:r>
-    </w:p>
-    <w:p>
-      <w:pPr>
-        <w:spacing w:after="80" w:before="0"/>
-      </w:pPr>
-      <w:r>
-        <w:rPr>
-          <w:i/>
-          <w:iCs/>
-        </w:rPr>
-        <w:t xml:space="preserve">     Watch for: Converting minutes to hours by moving the decimal point — 625 minutes is NOT 6.25 hours. An hour is 60 minutes, so divide by 60: 625 ÷ 60 ≈ 10.42 hours.</w:t>
-      </w:r>
-    </w:p>
-    <w:p>
-      <w:pPr>
-        <w:spacing w:after="40" w:before="0"/>
-      </w:pPr>
-      <w:r>
-        <w:rPr>
-          <w:b/>
-          <w:bCs/>
-        </w:rPr>
-        <w:t xml:space="preserve">7. B. 17 round trips</w:t>
-      </w:r>
-    </w:p>
-    <w:p>
-      <w:pPr>
-        <w:spacing w:after="20" w:before="0"/>
-      </w:pPr>
-      <w:r>
-        <w:t xml:space="preserve">     10 hours is 600 minutes. 17 trips take 17 × 35 = 595 minutes, and an 18th trip would need 630 — past the 600. So the tram completes 17 round trips.</w:t>
-      </w:r>
-    </w:p>
-    <w:p>
-      <w:pPr>
-        <w:spacing w:after="80" w:before="0"/>
-      </w:pPr>
-      <w:r>
-        <w:rPr>
-          <w:i/>
-          <w:iCs/>
-        </w:rPr>
-        <w:t xml:space="preserve">     Watch for: Converting minutes to hours by moving the decimal point — 625 minutes is NOT 6.25 hours. An hour is 60 minutes, so divide by 60: 625 ÷ 60 ≈ 10.42 hours.</w:t>
-      </w:r>
-    </w:p>
-    <w:p>
-      <w:pPr>
-        <w:spacing w:after="40" w:before="0"/>
-      </w:pPr>
-      <w:r>
-        <w:rPr>
-          <w:b/>
-          <w:bCs/>
-        </w:rPr>
-        <w:t xml:space="preserve">8. Open response — answers will vary.</w:t>
-      </w:r>
-    </w:p>
-    <w:p>
-      <w:pPr>
-        <w:spacing w:after="40" w:before="0"/>
-      </w:pPr>
-      <w:r>
-        <w:rPr>
-          <w:b/>
-          <w:bCs/>
-        </w:rPr>
-        <w:t xml:space="preserve">9. Fix our table's thinking</w:t>
-      </w:r>
-    </w:p>
-    <w:p>
-      <w:pPr>
-        <w:spacing w:after="20" w:before="0"/>
-      </w:pPr>
-      <w:r>
-        <w:t xml:space="preserve">     The mistake is in Step 2.</w:t>
-      </w:r>
-    </w:p>
-    <w:p>
-      <w:pPr>
-        <w:spacing w:after="20" w:before="0"/>
-      </w:pPr>
-      <w:r>
-        <w:t xml:space="preserve">     Correct work: The correct answer is 312.5 minutes. 2,000 ÷ 80 = 25 rides, and 25 × 12.5 = 312.5 minutes — half the passengers, half the 625 minutes.</w:t>
-      </w:r>
-    </w:p>
     <w:sectPr>
       <w:pgSz w:w="11906" w:h="16838" w:orient="portrait"/>
       <w:pgMar w:top="720" w:right="900" w:bottom="720" w:left="900" w:header="708" w:footer="708" w:gutter="0"/>
